--- a/hin/docx/076.content.docx
+++ b/hin/docx/076.content.docx
@@ -150,26 +150,6 @@
           <w:lang w:val="hi_IN" w:bidi="hi_IN"/>
         </w:rPr>
         <w:t>सफ</w:t>
-      </w:r>
-      <w:r>
-        <w:rPr>
-          <w:lang w:val="hi_IN" w:bidi="hi_IN"/>
-        </w:rPr>
-      </w:r>
-    </w:p>
-    <w:p>
-      <w:pPr/>
-      <w:r>
-        <w:rPr>
-          <w:lang w:val="hi_IN" w:bidi="hi_IN"/>
-        </w:rPr>
-      </w:r>
-      <w:r>
-        <w:rPr>
-          <w:i/>
-          <w:lang w:val="hi_IN" w:bidi="hi_IN"/>
-        </w:rPr>
-        <w:t>स्फटिकमणि</w:t>
       </w:r>
       <w:r>
         <w:rPr>

--- a/hin/docx/076.content.docx
+++ b/hin/docx/076.content.docx
@@ -19,7 +19,7 @@
         <w:rPr>
           <w:lang w:val="hi_IN" w:bidi="hi_IN"/>
         </w:rPr>
-        <w:t>Resource: बाइबल कोश (टिंडेल)</w:t>
+        <w:t>Resource: Tyndale Open Bible Dictionary</w:t>
       </w:r>
       <w:r>
         <w:rPr>
@@ -112,7 +112,7 @@
         <w:rPr>
           <w:lang w:val="hi_IN" w:bidi="hi_IN"/>
         </w:rPr>
-        <w:t>बाइबल कोश (टिंडेल)</w:t>
+        <w:t>Tyndale Open Bible Dictionary</w:t>
       </w:r>
     </w:p>
     <w:p>

--- a/hin/docx/076.content.docx
+++ b/hin/docx/076.content.docx
@@ -149,7 +149,7 @@
         <w:rPr>
           <w:lang w:val="hi_IN" w:bidi="hi_IN"/>
         </w:rPr>
-        <w:t>सफ</w:t>
+        <w:t>सन</w:t>
       </w:r>
       <w:r>
         <w:rPr>
@@ -212,23 +212,12 @@
         <w:rPr>
           <w:lang w:val="hi_IN" w:bidi="hi_IN"/>
         </w:rPr>
-        <w:t>स्फटिकमणि</w:t>
-      </w:r>
-      <w:r>
-        <w:rPr>
-          <w:lang w:val="hi_IN" w:bidi="hi_IN"/>
-        </w:rPr>
-      </w:r>
-    </w:p>
-    <w:p>
-      <w:pPr>
-        <w:pStyle w:val="Heading2"/>
-      </w:pPr>
-      <w:r>
-        <w:rPr>
-          <w:lang w:val="hi_IN" w:bidi="hi_IN"/>
-        </w:rPr>
-        <w:t>स्फटिकमणि</w:t>
+        <w:t>स्नान, स्नान करना</w:t>
+      </w:r>
+      <w:r>
+        <w:rPr>
+          <w:lang w:val="hi_IN" w:bidi="hi_IN"/>
+        </w:rPr>
       </w:r>
     </w:p>
     <w:p>
@@ -242,32 +231,805 @@
         <w:rPr>
           <w:lang w:val="hi_IN" w:bidi="hi_IN"/>
         </w:rPr>
-        <w:t xml:space="preserve">हरे क्वार्ट्ज का प्रकार। </w:t>
-      </w:r>
-      <w:r>
-        <w:rPr>
-          <w:i/>
-          <w:lang w:val="hi_IN" w:bidi="hi_IN"/>
-        </w:rPr>
-        <w:t>देखें</w:t>
-      </w:r>
-      <w:r>
-        <w:rPr>
-          <w:lang w:val="hi_IN" w:bidi="hi_IN"/>
-        </w:rPr>
-        <w:t xml:space="preserve"> </w:t>
-      </w:r>
-      <w:r>
-        <w:rPr>
-          <w:lang w:val="hi_IN" w:bidi="hi_IN"/>
-        </w:rPr>
-        <w:t xml:space="preserve"> कीमती पत्थर</w:t>
-      </w:r>
-      <w:r>
-        <w:rPr>
-          <w:lang w:val="hi_IN" w:bidi="hi_IN"/>
-        </w:rPr>
-        <w:t>।</w:t>
+        <w:t>जल से शुद्ध करना या स्वयं को धोना। बाइबल में "स्नान" और "धोने" जैसे शब्दों का अनुवाद कई अलग-अलग शब्दों से किया जाता है, और कई बार इनका परस्पर विनिमय किया जाता है। एक पुराने नियम के वचन में वस्त्र शुद्ध करने के लिए एक इब्रानी शब्द का उपयोग किया गया है, और अन्य वस्तुओं सहित शरीर को धोने के लिए दूसरा शब्द (</w:t>
+      </w:r>
+      <w:hyperlink r:id="rId13">
+        <w:r>
+          <w:rPr>
+            <w:lang w:val="hi_IN" w:bidi="hi_IN"/>
+          </w:rPr>
+          <w:rPr>
+            <w:color w:val="0000EE"/>
+            <w:u w:val="single"/>
+          </w:rPr>
+          <w:t>लैव्य 15:8–12</w:t>
+        </w:r>
+      </w:hyperlink>
+      <w:r>
+        <w:rPr>
+          <w:lang w:val="hi_IN" w:bidi="hi_IN"/>
+        </w:rPr>
+        <w:t>)।</w:t>
+      </w:r>
+    </w:p>
+    <w:p>
+      <w:pPr/>
+      <w:r>
+        <w:rPr>
+          <w:lang w:val="hi_IN" w:bidi="hi_IN"/>
+        </w:rPr>
+      </w:r>
+      <w:r>
+        <w:rPr>
+          <w:lang w:val="hi_IN" w:bidi="hi_IN"/>
+        </w:rPr>
+        <w:t>इस्राएल की शुष्क जलवायु और पानी की कमी ने स्नान के कार्य को हतोत्साहित किया, सिवाय इसके कि जहाँ कोई नदी या कुण्ड उपलब्ध हो (</w:t>
+      </w:r>
+      <w:hyperlink r:id="rId14">
+        <w:r>
+          <w:rPr>
+            <w:lang w:val="hi_IN" w:bidi="hi_IN"/>
+          </w:rPr>
+          <w:rPr>
+            <w:color w:val="0000EE"/>
+            <w:u w:val="single"/>
+          </w:rPr>
+          <w:t>2 रा 5:10</w:t>
+        </w:r>
+      </w:hyperlink>
+      <w:r>
+        <w:rPr>
+          <w:lang w:val="hi_IN" w:bidi="hi_IN"/>
+        </w:rPr>
+        <w:t xml:space="preserve">; </w:t>
+      </w:r>
+      <w:hyperlink r:id="rId15">
+        <w:r>
+          <w:rPr>
+            <w:lang w:val="hi_IN" w:bidi="hi_IN"/>
+          </w:rPr>
+          <w:rPr>
+            <w:color w:val="0000EE"/>
+            <w:u w:val="single"/>
+          </w:rPr>
+          <w:t>यूह 9:7</w:t>
+        </w:r>
+      </w:hyperlink>
+      <w:r>
+        <w:rPr>
+          <w:lang w:val="hi_IN" w:bidi="hi_IN"/>
+        </w:rPr>
+        <w:t>)। फिर भी लोग जन्म के समय बच्चों को धोते थे (</w:t>
+      </w:r>
+      <w:hyperlink r:id="rId16">
+        <w:r>
+          <w:rPr>
+            <w:lang w:val="hi_IN" w:bidi="hi_IN"/>
+          </w:rPr>
+          <w:rPr>
+            <w:color w:val="0000EE"/>
+            <w:u w:val="single"/>
+          </w:rPr>
+          <w:t>यहेज 16:4</w:t>
+        </w:r>
+      </w:hyperlink>
+      <w:r>
+        <w:rPr>
+          <w:lang w:val="hi_IN" w:bidi="hi_IN"/>
+        </w:rPr>
+        <w:t>), गाड़ने की तैयारी में शवों को (</w:t>
+      </w:r>
+      <w:hyperlink r:id="rId17">
+        <w:r>
+          <w:rPr>
+            <w:lang w:val="hi_IN" w:bidi="hi_IN"/>
+          </w:rPr>
+          <w:rPr>
+            <w:color w:val="0000EE"/>
+            <w:u w:val="single"/>
+          </w:rPr>
+          <w:t>प्रेरि 9:37</w:t>
+        </w:r>
+      </w:hyperlink>
+      <w:r>
+        <w:rPr>
+          <w:lang w:val="hi_IN" w:bidi="hi_IN"/>
+        </w:rPr>
+        <w:t>), और भेड़ों को उनकी ऊन काटने के लिए (</w:t>
+      </w:r>
+      <w:hyperlink r:id="rId18">
+        <w:r>
+          <w:rPr>
+            <w:lang w:val="hi_IN" w:bidi="hi_IN"/>
+          </w:rPr>
+          <w:rPr>
+            <w:color w:val="0000EE"/>
+            <w:u w:val="single"/>
+          </w:rPr>
+          <w:t>श्रे.गी. 6:6</w:t>
+        </w:r>
+      </w:hyperlink>
+      <w:r>
+        <w:rPr>
+          <w:lang w:val="hi_IN" w:bidi="hi_IN"/>
+        </w:rPr>
+        <w:t>)। पूरे शरीर का बार-बार स्नान शायद धनवानों के लिए आरक्षित था (</w:t>
+      </w:r>
+      <w:hyperlink r:id="rId19">
+        <w:r>
+          <w:rPr>
+            <w:lang w:val="hi_IN" w:bidi="hi_IN"/>
+          </w:rPr>
+          <w:rPr>
+            <w:color w:val="0000EE"/>
+            <w:u w:val="single"/>
+          </w:rPr>
+          <w:t>निर्ग 2:5</w:t>
+        </w:r>
+      </w:hyperlink>
+      <w:r>
+        <w:rPr>
+          <w:lang w:val="hi_IN" w:bidi="hi_IN"/>
+        </w:rPr>
+        <w:t>)। लेकिन धूल की प्रचुरता ने चेहरे, हाथों और पाँवों को बार-बार धोने को आवश्यक बना दिया (</w:t>
+      </w:r>
+      <w:hyperlink r:id="rId20">
+        <w:r>
+          <w:rPr>
+            <w:lang w:val="hi_IN" w:bidi="hi_IN"/>
+          </w:rPr>
+          <w:rPr>
+            <w:color w:val="0000EE"/>
+            <w:u w:val="single"/>
+          </w:rPr>
+          <w:t>उत 18:4</w:t>
+        </w:r>
+      </w:hyperlink>
+      <w:r>
+        <w:rPr>
+          <w:lang w:val="hi_IN" w:bidi="hi_IN"/>
+        </w:rPr>
+        <w:t xml:space="preserve">; </w:t>
+      </w:r>
+      <w:hyperlink r:id="rId21">
+        <w:r>
+          <w:rPr>
+            <w:lang w:val="hi_IN" w:bidi="hi_IN"/>
+          </w:rPr>
+          <w:rPr>
+            <w:color w:val="0000EE"/>
+            <w:u w:val="single"/>
+          </w:rPr>
+          <w:t>19:2</w:t>
+        </w:r>
+      </w:hyperlink>
+      <w:r>
+        <w:rPr>
+          <w:lang w:val="hi_IN" w:bidi="hi_IN"/>
+        </w:rPr>
+        <w:t xml:space="preserve">; </w:t>
+      </w:r>
+      <w:hyperlink r:id="rId22">
+        <w:r>
+          <w:rPr>
+            <w:lang w:val="hi_IN" w:bidi="hi_IN"/>
+          </w:rPr>
+          <w:rPr>
+            <w:color w:val="0000EE"/>
+            <w:u w:val="single"/>
+          </w:rPr>
+          <w:t>24:32</w:t>
+        </w:r>
+      </w:hyperlink>
+      <w:r>
+        <w:rPr>
+          <w:lang w:val="hi_IN" w:bidi="hi_IN"/>
+        </w:rPr>
+        <w:t xml:space="preserve">; </w:t>
+      </w:r>
+      <w:hyperlink r:id="rId23">
+        <w:r>
+          <w:rPr>
+            <w:lang w:val="hi_IN" w:bidi="hi_IN"/>
+          </w:rPr>
+          <w:rPr>
+            <w:color w:val="0000EE"/>
+            <w:u w:val="single"/>
+          </w:rPr>
+          <w:t>43:24</w:t>
+        </w:r>
+      </w:hyperlink>
+      <w:r>
+        <w:rPr>
+          <w:lang w:val="hi_IN" w:bidi="hi_IN"/>
+        </w:rPr>
+        <w:t xml:space="preserve">; </w:t>
+      </w:r>
+      <w:hyperlink r:id="rId24">
+        <w:r>
+          <w:rPr>
+            <w:lang w:val="hi_IN" w:bidi="hi_IN"/>
+          </w:rPr>
+          <w:rPr>
+            <w:color w:val="0000EE"/>
+            <w:u w:val="single"/>
+          </w:rPr>
+          <w:t>न्या 19:21</w:t>
+        </w:r>
+      </w:hyperlink>
+      <w:r>
+        <w:rPr>
+          <w:lang w:val="hi_IN" w:bidi="hi_IN"/>
+        </w:rPr>
+        <w:t xml:space="preserve">; </w:t>
+      </w:r>
+      <w:hyperlink r:id="rId25">
+        <w:r>
+          <w:rPr>
+            <w:lang w:val="hi_IN" w:bidi="hi_IN"/>
+          </w:rPr>
+          <w:rPr>
+            <w:color w:val="0000EE"/>
+            <w:u w:val="single"/>
+          </w:rPr>
+          <w:t>श्रे.गी. 5:3</w:t>
+        </w:r>
+      </w:hyperlink>
+      <w:r>
+        <w:rPr>
+          <w:lang w:val="hi_IN" w:bidi="hi_IN"/>
+        </w:rPr>
+        <w:t>)। विशेषाधिकार प्राप्त लोगों के लिए अच्छे अलंकरण की मांग थी कि शरीर को तेल से अभिषेक करने से पहले धोया जाए (</w:t>
+      </w:r>
+      <w:hyperlink r:id="rId26">
+        <w:r>
+          <w:rPr>
+            <w:lang w:val="hi_IN" w:bidi="hi_IN"/>
+          </w:rPr>
+          <w:rPr>
+            <w:color w:val="0000EE"/>
+            <w:u w:val="single"/>
+          </w:rPr>
+          <w:t>रूत 3:3</w:t>
+        </w:r>
+      </w:hyperlink>
+      <w:r>
+        <w:rPr>
+          <w:lang w:val="hi_IN" w:bidi="hi_IN"/>
+        </w:rPr>
+        <w:t xml:space="preserve">; </w:t>
+      </w:r>
+      <w:hyperlink r:id="rId27">
+        <w:r>
+          <w:rPr>
+            <w:lang w:val="hi_IN" w:bidi="hi_IN"/>
+          </w:rPr>
+          <w:rPr>
+            <w:color w:val="0000EE"/>
+            <w:u w:val="single"/>
+          </w:rPr>
+          <w:t>2 शमू 12:20</w:t>
+        </w:r>
+      </w:hyperlink>
+      <w:r>
+        <w:rPr>
+          <w:lang w:val="hi_IN" w:bidi="hi_IN"/>
+        </w:rPr>
+        <w:t xml:space="preserve">; </w:t>
+      </w:r>
+      <w:hyperlink r:id="rId28">
+        <w:r>
+          <w:rPr>
+            <w:lang w:val="hi_IN" w:bidi="hi_IN"/>
+          </w:rPr>
+          <w:rPr>
+            <w:color w:val="0000EE"/>
+            <w:u w:val="single"/>
+          </w:rPr>
+          <w:t>यहेज 23:41</w:t>
+        </w:r>
+      </w:hyperlink>
+      <w:r>
+        <w:rPr>
+          <w:lang w:val="hi_IN" w:bidi="hi_IN"/>
+        </w:rPr>
+        <w:t>)। एक अच्छे पहुनाई करनेवाले अपने अतिथि के पैरों के लिए पानी प्रदान करते थे (</w:t>
+      </w:r>
+      <w:hyperlink r:id="rId20">
+        <w:r>
+          <w:rPr>
+            <w:lang w:val="hi_IN" w:bidi="hi_IN"/>
+          </w:rPr>
+          <w:rPr>
+            <w:color w:val="0000EE"/>
+            <w:u w:val="single"/>
+          </w:rPr>
+          <w:t>उत 18:4</w:t>
+        </w:r>
+      </w:hyperlink>
+      <w:r>
+        <w:rPr>
+          <w:lang w:val="hi_IN" w:bidi="hi_IN"/>
+        </w:rPr>
+        <w:t xml:space="preserve">; </w:t>
+      </w:r>
+      <w:hyperlink r:id="rId24">
+        <w:r>
+          <w:rPr>
+            <w:lang w:val="hi_IN" w:bidi="hi_IN"/>
+          </w:rPr>
+          <w:rPr>
+            <w:color w:val="0000EE"/>
+            <w:u w:val="single"/>
+          </w:rPr>
+          <w:t>न्या 19:21</w:t>
+        </w:r>
+      </w:hyperlink>
+      <w:r>
+        <w:rPr>
+          <w:lang w:val="hi_IN" w:bidi="hi_IN"/>
+        </w:rPr>
+        <w:t xml:space="preserve">; </w:t>
+      </w:r>
+      <w:hyperlink r:id="rId29">
+        <w:r>
+          <w:rPr>
+            <w:lang w:val="hi_IN" w:bidi="hi_IN"/>
+          </w:rPr>
+          <w:rPr>
+            <w:color w:val="0000EE"/>
+            <w:u w:val="single"/>
+          </w:rPr>
+          <w:t>लूका 7:44</w:t>
+        </w:r>
+      </w:hyperlink>
+      <w:r>
+        <w:rPr>
+          <w:lang w:val="hi_IN" w:bidi="hi_IN"/>
+        </w:rPr>
+        <w:t xml:space="preserve">; </w:t>
+      </w:r>
+      <w:hyperlink r:id="rId30">
+        <w:r>
+          <w:rPr>
+            <w:lang w:val="hi_IN" w:bidi="hi_IN"/>
+          </w:rPr>
+          <w:rPr>
+            <w:color w:val="0000EE"/>
+            <w:u w:val="single"/>
+          </w:rPr>
+          <w:t>यूह 13:4–5</w:t>
+        </w:r>
+      </w:hyperlink>
+      <w:r>
+        <w:rPr>
+          <w:lang w:val="hi_IN" w:bidi="hi_IN"/>
+        </w:rPr>
+        <w:t>)। किसी के पैरों को धोना एक सेवक का कार्य था। किसी और के लिए ऐसा करना नम्रता का संकेत था (</w:t>
+      </w:r>
+      <w:hyperlink r:id="rId31">
+        <w:r>
+          <w:rPr>
+            <w:lang w:val="hi_IN" w:bidi="hi_IN"/>
+          </w:rPr>
+          <w:rPr>
+            <w:color w:val="0000EE"/>
+            <w:u w:val="single"/>
+          </w:rPr>
+          <w:t>1 शमू 25:41</w:t>
+        </w:r>
+      </w:hyperlink>
+      <w:r>
+        <w:rPr>
+          <w:lang w:val="hi_IN" w:bidi="hi_IN"/>
+        </w:rPr>
+        <w:t xml:space="preserve">; </w:t>
+      </w:r>
+      <w:hyperlink r:id="rId32">
+        <w:r>
+          <w:rPr>
+            <w:lang w:val="hi_IN" w:bidi="hi_IN"/>
+          </w:rPr>
+          <w:rPr>
+            <w:color w:val="0000EE"/>
+            <w:u w:val="single"/>
+          </w:rPr>
+          <w:t>लूका 7:44–47</w:t>
+        </w:r>
+      </w:hyperlink>
+      <w:r>
+        <w:rPr>
+          <w:lang w:val="hi_IN" w:bidi="hi_IN"/>
+        </w:rPr>
+        <w:t xml:space="preserve">; </w:t>
+      </w:r>
+      <w:hyperlink r:id="rId33">
+        <w:r>
+          <w:rPr>
+            <w:lang w:val="hi_IN" w:bidi="hi_IN"/>
+          </w:rPr>
+          <w:rPr>
+            <w:color w:val="0000EE"/>
+            <w:u w:val="single"/>
+          </w:rPr>
+          <w:t>यूह 13:3–16</w:t>
+        </w:r>
+      </w:hyperlink>
+      <w:r>
+        <w:rPr>
+          <w:lang w:val="hi_IN" w:bidi="hi_IN"/>
+        </w:rPr>
+        <w:t xml:space="preserve">; </w:t>
+      </w:r>
+      <w:hyperlink r:id="rId34">
+        <w:r>
+          <w:rPr>
+            <w:lang w:val="hi_IN" w:bidi="hi_IN"/>
+          </w:rPr>
+          <w:rPr>
+            <w:color w:val="0000EE"/>
+            <w:u w:val="single"/>
+          </w:rPr>
+          <w:t>1 तीमु 5:10</w:t>
+        </w:r>
+      </w:hyperlink>
+      <w:r>
+        <w:rPr>
+          <w:lang w:val="hi_IN" w:bidi="hi_IN"/>
+        </w:rPr>
+        <w:t>)।</w:t>
+      </w:r>
+    </w:p>
+    <w:p>
+      <w:pPr/>
+      <w:r>
+        <w:rPr>
+          <w:lang w:val="hi_IN" w:bidi="hi_IN"/>
+        </w:rPr>
+      </w:r>
+      <w:r>
+        <w:rPr>
+          <w:lang w:val="hi_IN" w:bidi="hi_IN"/>
+        </w:rPr>
+        <w:t>अधिकांश बाइबिल संदर्भ धोने या स्नान करने का सम्बन्ध अनुष्ठानिक शुद्धिकरण से है। याजकों और लेवियों को वेदी के पास जाने से पहले और धार्मिक अवसरों पर अपने वस्त्रों और चेहरे, और कभी-कभी शरीर धोने की आवश्यकता होती थी (</w:t>
+      </w:r>
+      <w:hyperlink r:id="rId35">
+        <w:r>
+          <w:rPr>
+            <w:lang w:val="hi_IN" w:bidi="hi_IN"/>
+          </w:rPr>
+          <w:rPr>
+            <w:color w:val="0000EE"/>
+            <w:u w:val="single"/>
+          </w:rPr>
+          <w:t>निर्ग 29:4</w:t>
+        </w:r>
+      </w:hyperlink>
+      <w:r>
+        <w:rPr>
+          <w:lang w:val="hi_IN" w:bidi="hi_IN"/>
+        </w:rPr>
+        <w:t xml:space="preserve">; </w:t>
+      </w:r>
+      <w:hyperlink r:id="rId36">
+        <w:r>
+          <w:rPr>
+            <w:lang w:val="hi_IN" w:bidi="hi_IN"/>
+          </w:rPr>
+          <w:rPr>
+            <w:color w:val="0000EE"/>
+            <w:u w:val="single"/>
+          </w:rPr>
+          <w:t>30:19–21</w:t>
+        </w:r>
+      </w:hyperlink>
+      <w:r>
+        <w:rPr>
+          <w:lang w:val="hi_IN" w:bidi="hi_IN"/>
+        </w:rPr>
+        <w:t xml:space="preserve">; </w:t>
+      </w:r>
+      <w:hyperlink r:id="rId37">
+        <w:r>
+          <w:rPr>
+            <w:lang w:val="hi_IN" w:bidi="hi_IN"/>
+          </w:rPr>
+          <w:rPr>
+            <w:color w:val="0000EE"/>
+            <w:u w:val="single"/>
+          </w:rPr>
+          <w:t>40:7, 12, 30–32</w:t>
+        </w:r>
+      </w:hyperlink>
+      <w:r>
+        <w:rPr>
+          <w:lang w:val="hi_IN" w:bidi="hi_IN"/>
+        </w:rPr>
+        <w:t xml:space="preserve">; </w:t>
+      </w:r>
+      <w:hyperlink r:id="rId38">
+        <w:r>
+          <w:rPr>
+            <w:lang w:val="hi_IN" w:bidi="hi_IN"/>
+          </w:rPr>
+          <w:rPr>
+            <w:color w:val="0000EE"/>
+            <w:u w:val="single"/>
+          </w:rPr>
+          <w:t>गिन 8:21</w:t>
+        </w:r>
+      </w:hyperlink>
+      <w:r>
+        <w:rPr>
+          <w:lang w:val="hi_IN" w:bidi="hi_IN"/>
+        </w:rPr>
+        <w:t>)। मारे गए पशु के बलिदान से पहले, उसके पैरों और अंतड़ियों को धोया जाता था (</w:t>
+      </w:r>
+      <w:hyperlink r:id="rId39">
+        <w:r>
+          <w:rPr>
+            <w:lang w:val="hi_IN" w:bidi="hi_IN"/>
+          </w:rPr>
+          <w:rPr>
+            <w:color w:val="0000EE"/>
+            <w:u w:val="single"/>
+          </w:rPr>
+          <w:t>लैव्य 1:9, 13</w:t>
+        </w:r>
+      </w:hyperlink>
+      <w:r>
+        <w:rPr>
+          <w:lang w:val="hi_IN" w:bidi="hi_IN"/>
+        </w:rPr>
+        <w:t xml:space="preserve">; </w:t>
+      </w:r>
+      <w:hyperlink r:id="rId40">
+        <w:r>
+          <w:rPr>
+            <w:lang w:val="hi_IN" w:bidi="hi_IN"/>
+          </w:rPr>
+          <w:rPr>
+            <w:color w:val="0000EE"/>
+            <w:u w:val="single"/>
+          </w:rPr>
+          <w:t>8:21</w:t>
+        </w:r>
+      </w:hyperlink>
+      <w:r>
+        <w:rPr>
+          <w:lang w:val="hi_IN" w:bidi="hi_IN"/>
+        </w:rPr>
+        <w:t xml:space="preserve">; </w:t>
+      </w:r>
+      <w:hyperlink r:id="rId41">
+        <w:r>
+          <w:rPr>
+            <w:lang w:val="hi_IN" w:bidi="hi_IN"/>
+          </w:rPr>
+          <w:rPr>
+            <w:color w:val="0000EE"/>
+            <w:u w:val="single"/>
+          </w:rPr>
+          <w:t>9:14</w:t>
+        </w:r>
+      </w:hyperlink>
+      <w:r>
+        <w:rPr>
+          <w:lang w:val="hi_IN" w:bidi="hi_IN"/>
+        </w:rPr>
+        <w:t>)। जो कोई भी पहले अशुद्ध था, उसे अनुष्ठानिक रूप से शुद्ध होने के लिए अपने वस्त्र धोने और स्नान करने की आवश्यकता होती थी (</w:t>
+      </w:r>
+      <w:hyperlink r:id="rId42">
+        <w:r>
+          <w:rPr>
+            <w:lang w:val="hi_IN" w:bidi="hi_IN"/>
+          </w:rPr>
+          <w:rPr>
+            <w:color w:val="0000EE"/>
+            <w:u w:val="single"/>
+          </w:rPr>
+          <w:t>लैव्य 14:8–10</w:t>
+        </w:r>
+      </w:hyperlink>
+      <w:r>
+        <w:rPr>
+          <w:lang w:val="hi_IN" w:bidi="hi_IN"/>
+        </w:rPr>
+        <w:t xml:space="preserve">; </w:t>
+      </w:r>
+      <w:hyperlink r:id="rId43">
+        <w:r>
+          <w:rPr>
+            <w:lang w:val="hi_IN" w:bidi="hi_IN"/>
+          </w:rPr>
+          <w:rPr>
+            <w:color w:val="0000EE"/>
+            <w:u w:val="single"/>
+          </w:rPr>
+          <w:t>15:5–11, 21–27</w:t>
+        </w:r>
+      </w:hyperlink>
+      <w:r>
+        <w:rPr>
+          <w:lang w:val="hi_IN" w:bidi="hi_IN"/>
+        </w:rPr>
+        <w:t>)। उदाहरण के लिए, एक कोढ़ी जो चंगा हो गया था या कोई व्यक्ति जिसने प्रमेह का अनुभव किया था, उसे अशुद्ध माना जाता था और उसे धोने और स्नान करने की आवश्यकता होती थी। कोई भी वस्त्र जो अशुद्ध हो गया था, उसे अनुष्ठानिक रूप से शुद्ध करना आवश्यक था (</w:t>
+      </w:r>
+      <w:hyperlink r:id="rId44">
+        <w:r>
+          <w:rPr>
+            <w:lang w:val="hi_IN" w:bidi="hi_IN"/>
+          </w:rPr>
+          <w:rPr>
+            <w:color w:val="0000EE"/>
+            <w:u w:val="single"/>
+          </w:rPr>
+          <w:t>लैव्य 6:27</w:t>
+        </w:r>
+      </w:hyperlink>
+      <w:r>
+        <w:rPr>
+          <w:lang w:val="hi_IN" w:bidi="hi_IN"/>
+        </w:rPr>
+        <w:t xml:space="preserve">; </w:t>
+      </w:r>
+      <w:hyperlink r:id="rId45">
+        <w:r>
+          <w:rPr>
+            <w:lang w:val="hi_IN" w:bidi="hi_IN"/>
+          </w:rPr>
+          <w:rPr>
+            <w:color w:val="0000EE"/>
+            <w:u w:val="single"/>
+          </w:rPr>
+          <w:t>13:54</w:t>
+        </w:r>
+      </w:hyperlink>
+      <w:r>
+        <w:rPr>
+          <w:lang w:val="hi_IN" w:bidi="hi_IN"/>
+        </w:rPr>
+        <w:t>)।</w:t>
+      </w:r>
+    </w:p>
+    <w:p>
+      <w:pPr/>
+      <w:r>
+        <w:rPr>
+          <w:lang w:val="hi_IN" w:bidi="hi_IN"/>
+        </w:rPr>
+      </w:r>
+      <w:r>
+        <w:rPr>
+          <w:lang w:val="hi_IN" w:bidi="hi_IN"/>
+        </w:rPr>
+        <w:t>“धोने” का उपयोग पाप से शुद्धिकरण के लिए रूपक रूप में भी किया जाता है (</w:t>
+      </w:r>
+      <w:hyperlink r:id="rId46">
+        <w:r>
+          <w:rPr>
+            <w:lang w:val="hi_IN" w:bidi="hi_IN"/>
+          </w:rPr>
+          <w:rPr>
+            <w:color w:val="0000EE"/>
+            <w:u w:val="single"/>
+          </w:rPr>
+          <w:t>भज 51:2</w:t>
+        </w:r>
+      </w:hyperlink>
+      <w:r>
+        <w:rPr>
+          <w:lang w:val="hi_IN" w:bidi="hi_IN"/>
+        </w:rPr>
+        <w:t xml:space="preserve">; </w:t>
+      </w:r>
+      <w:hyperlink r:id="rId47">
+        <w:r>
+          <w:rPr>
+            <w:lang w:val="hi_IN" w:bidi="hi_IN"/>
+          </w:rPr>
+          <w:rPr>
+            <w:color w:val="0000EE"/>
+            <w:u w:val="single"/>
+          </w:rPr>
+          <w:t>यशा 1:16</w:t>
+        </w:r>
+      </w:hyperlink>
+      <w:r>
+        <w:rPr>
+          <w:lang w:val="hi_IN" w:bidi="hi_IN"/>
+        </w:rPr>
+        <w:t xml:space="preserve">; </w:t>
+      </w:r>
+      <w:hyperlink r:id="rId48">
+        <w:r>
+          <w:rPr>
+            <w:lang w:val="hi_IN" w:bidi="hi_IN"/>
+          </w:rPr>
+          <w:rPr>
+            <w:color w:val="0000EE"/>
+            <w:u w:val="single"/>
+          </w:rPr>
+          <w:t>4:4</w:t>
+        </w:r>
+      </w:hyperlink>
+      <w:r>
+        <w:rPr>
+          <w:lang w:val="hi_IN" w:bidi="hi_IN"/>
+        </w:rPr>
+        <w:t xml:space="preserve">; </w:t>
+      </w:r>
+      <w:hyperlink r:id="rId49">
+        <w:r>
+          <w:rPr>
+            <w:lang w:val="hi_IN" w:bidi="hi_IN"/>
+          </w:rPr>
+          <w:rPr>
+            <w:color w:val="0000EE"/>
+            <w:u w:val="single"/>
+          </w:rPr>
+          <w:t>यिर्म 2:22</w:t>
+        </w:r>
+      </w:hyperlink>
+      <w:r>
+        <w:rPr>
+          <w:lang w:val="hi_IN" w:bidi="hi_IN"/>
+        </w:rPr>
+        <w:t xml:space="preserve">; </w:t>
+      </w:r>
+      <w:hyperlink r:id="rId50">
+        <w:r>
+          <w:rPr>
+            <w:lang w:val="hi_IN" w:bidi="hi_IN"/>
+          </w:rPr>
+          <w:rPr>
+            <w:color w:val="0000EE"/>
+            <w:u w:val="single"/>
+          </w:rPr>
+          <w:t>4:14</w:t>
+        </w:r>
+      </w:hyperlink>
+      <w:r>
+        <w:rPr>
+          <w:lang w:val="hi_IN" w:bidi="hi_IN"/>
+        </w:rPr>
+        <w:t xml:space="preserve">; </w:t>
+      </w:r>
+      <w:hyperlink r:id="rId51">
+        <w:r>
+          <w:rPr>
+            <w:lang w:val="hi_IN" w:bidi="hi_IN"/>
+          </w:rPr>
+          <w:rPr>
+            <w:color w:val="0000EE"/>
+            <w:u w:val="single"/>
+          </w:rPr>
+          <w:t>1 कुरि 6:11</w:t>
+        </w:r>
+      </w:hyperlink>
+      <w:r>
+        <w:rPr>
+          <w:lang w:val="hi_IN" w:bidi="hi_IN"/>
+        </w:rPr>
+        <w:t xml:space="preserve">; </w:t>
+      </w:r>
+      <w:hyperlink r:id="rId52">
+        <w:r>
+          <w:rPr>
+            <w:lang w:val="hi_IN" w:bidi="hi_IN"/>
+          </w:rPr>
+          <w:rPr>
+            <w:color w:val="0000EE"/>
+            <w:u w:val="single"/>
+          </w:rPr>
+          <w:t>इब्रा 10:22</w:t>
+        </w:r>
+      </w:hyperlink>
+      <w:r>
+        <w:rPr>
+          <w:lang w:val="hi_IN" w:bidi="hi_IN"/>
+        </w:rPr>
+        <w:t>)।</w:t>
       </w:r>
       <w:r>
         <w:rPr>

--- a/hin/docx/076.content.docx
+++ b/hin/docx/076.content.docx
@@ -19,7 +19,7 @@
         <w:rPr>
           <w:lang w:val="hi_IN" w:bidi="hi_IN"/>
         </w:rPr>
-        <w:t>Resource: Tyndale Open Bible Dictionary</w:t>
+        <w:t>Resource: Aquifer Open Bible Dictionary</w:t>
       </w:r>
       <w:r>
         <w:rPr>
@@ -112,7 +112,7 @@
         <w:rPr>
           <w:lang w:val="hi_IN" w:bidi="hi_IN"/>
         </w:rPr>
-        <w:t>Tyndale Open Bible Dictionary</w:t>
+        <w:t>Aquifer Open Bible Dictionary</w:t>
       </w:r>
     </w:p>
     <w:p>

--- a/hin/docx/076.content.docx
+++ b/hin/docx/076.content.docx
@@ -233,18 +233,12 @@
         </w:rPr>
         <w:t>जल से शुद्ध करना या स्वयं को धोना। बाइबल में "स्नान" और "धोने" जैसे शब्दों का अनुवाद कई अलग-अलग शब्दों से किया जाता है, और कई बार इनका परस्पर विनिमय किया जाता है। एक पुराने नियम के वचन में वस्त्र शुद्ध करने के लिए एक इब्रानी शब्द का उपयोग किया गया है, और अन्य वस्तुओं सहित शरीर को धोने के लिए दूसरा शब्द (</w:t>
       </w:r>
-      <w:hyperlink r:id="rId13">
-        <w:r>
-          <w:rPr>
-            <w:lang w:val="hi_IN" w:bidi="hi_IN"/>
-          </w:rPr>
-          <w:rPr>
-            <w:color w:val="0000EE"/>
-            <w:u w:val="single"/>
-          </w:rPr>
-          <w:t>लैव्य 15:8–12</w:t>
-        </w:r>
-      </w:hyperlink>
+      <w:r>
+        <w:rPr>
+          <w:lang w:val="hi_IN" w:bidi="hi_IN"/>
+        </w:rPr>
+        <w:t>लैव्य 15:8–12</w:t>
+      </w:r>
       <w:r>
         <w:rPr>
           <w:lang w:val="hi_IN" w:bidi="hi_IN"/>
@@ -265,414 +259,276 @@
         </w:rPr>
         <w:t>इस्राएल की शुष्क जलवायु और पानी की कमी ने स्नान के कार्य को हतोत्साहित किया, सिवाय इसके कि जहाँ कोई नदी या कुण्ड उपलब्ध हो (</w:t>
       </w:r>
-      <w:hyperlink r:id="rId14">
-        <w:r>
-          <w:rPr>
-            <w:lang w:val="hi_IN" w:bidi="hi_IN"/>
-          </w:rPr>
-          <w:rPr>
-            <w:color w:val="0000EE"/>
-            <w:u w:val="single"/>
-          </w:rPr>
-          <w:t>2 रा 5:10</w:t>
-        </w:r>
-      </w:hyperlink>
+      <w:r>
+        <w:rPr>
+          <w:lang w:val="hi_IN" w:bidi="hi_IN"/>
+        </w:rPr>
+        <w:t>2 रा 5:10</w:t>
+      </w:r>
       <w:r>
         <w:rPr>
           <w:lang w:val="hi_IN" w:bidi="hi_IN"/>
         </w:rPr>
         <w:t xml:space="preserve">; </w:t>
       </w:r>
-      <w:hyperlink r:id="rId15">
-        <w:r>
-          <w:rPr>
-            <w:lang w:val="hi_IN" w:bidi="hi_IN"/>
-          </w:rPr>
-          <w:rPr>
-            <w:color w:val="0000EE"/>
-            <w:u w:val="single"/>
-          </w:rPr>
-          <w:t>यूह 9:7</w:t>
-        </w:r>
-      </w:hyperlink>
+      <w:r>
+        <w:rPr>
+          <w:lang w:val="hi_IN" w:bidi="hi_IN"/>
+        </w:rPr>
+        <w:t>यूह 9:7</w:t>
+      </w:r>
       <w:r>
         <w:rPr>
           <w:lang w:val="hi_IN" w:bidi="hi_IN"/>
         </w:rPr>
         <w:t>)। फिर भी लोग जन्म के समय बच्चों को धोते थे (</w:t>
       </w:r>
-      <w:hyperlink r:id="rId16">
-        <w:r>
-          <w:rPr>
-            <w:lang w:val="hi_IN" w:bidi="hi_IN"/>
-          </w:rPr>
-          <w:rPr>
-            <w:color w:val="0000EE"/>
-            <w:u w:val="single"/>
-          </w:rPr>
-          <w:t>यहेज 16:4</w:t>
-        </w:r>
-      </w:hyperlink>
+      <w:r>
+        <w:rPr>
+          <w:lang w:val="hi_IN" w:bidi="hi_IN"/>
+        </w:rPr>
+        <w:t>यहेज 16:4</w:t>
+      </w:r>
       <w:r>
         <w:rPr>
           <w:lang w:val="hi_IN" w:bidi="hi_IN"/>
         </w:rPr>
         <w:t>), गाड़ने की तैयारी में शवों को (</w:t>
       </w:r>
-      <w:hyperlink r:id="rId17">
-        <w:r>
-          <w:rPr>
-            <w:lang w:val="hi_IN" w:bidi="hi_IN"/>
-          </w:rPr>
-          <w:rPr>
-            <w:color w:val="0000EE"/>
-            <w:u w:val="single"/>
-          </w:rPr>
-          <w:t>प्रेरि 9:37</w:t>
-        </w:r>
-      </w:hyperlink>
+      <w:r>
+        <w:rPr>
+          <w:lang w:val="hi_IN" w:bidi="hi_IN"/>
+        </w:rPr>
+        <w:t>प्रेरि 9:37</w:t>
+      </w:r>
       <w:r>
         <w:rPr>
           <w:lang w:val="hi_IN" w:bidi="hi_IN"/>
         </w:rPr>
         <w:t>), और भेड़ों को उनकी ऊन काटने के लिए (</w:t>
       </w:r>
-      <w:hyperlink r:id="rId18">
-        <w:r>
-          <w:rPr>
-            <w:lang w:val="hi_IN" w:bidi="hi_IN"/>
-          </w:rPr>
-          <w:rPr>
-            <w:color w:val="0000EE"/>
-            <w:u w:val="single"/>
-          </w:rPr>
-          <w:t>श्रे.गी. 6:6</w:t>
-        </w:r>
-      </w:hyperlink>
+      <w:r>
+        <w:rPr>
+          <w:lang w:val="hi_IN" w:bidi="hi_IN"/>
+        </w:rPr>
+        <w:t>श्रे.गी. 6:6</w:t>
+      </w:r>
       <w:r>
         <w:rPr>
           <w:lang w:val="hi_IN" w:bidi="hi_IN"/>
         </w:rPr>
         <w:t>)। पूरे शरीर का बार-बार स्नान शायद धनवानों के लिए आरक्षित था (</w:t>
       </w:r>
-      <w:hyperlink r:id="rId19">
-        <w:r>
-          <w:rPr>
-            <w:lang w:val="hi_IN" w:bidi="hi_IN"/>
-          </w:rPr>
-          <w:rPr>
-            <w:color w:val="0000EE"/>
-            <w:u w:val="single"/>
-          </w:rPr>
-          <w:t>निर्ग 2:5</w:t>
-        </w:r>
-      </w:hyperlink>
+      <w:r>
+        <w:rPr>
+          <w:lang w:val="hi_IN" w:bidi="hi_IN"/>
+        </w:rPr>
+        <w:t>निर्ग 2:5</w:t>
+      </w:r>
       <w:r>
         <w:rPr>
           <w:lang w:val="hi_IN" w:bidi="hi_IN"/>
         </w:rPr>
         <w:t>)। लेकिन धूल की प्रचुरता ने चेहरे, हाथों और पाँवों को बार-बार धोने को आवश्यक बना दिया (</w:t>
       </w:r>
-      <w:hyperlink r:id="rId20">
-        <w:r>
-          <w:rPr>
-            <w:lang w:val="hi_IN" w:bidi="hi_IN"/>
-          </w:rPr>
-          <w:rPr>
-            <w:color w:val="0000EE"/>
-            <w:u w:val="single"/>
-          </w:rPr>
-          <w:t>उत 18:4</w:t>
-        </w:r>
-      </w:hyperlink>
+      <w:r>
+        <w:rPr>
+          <w:lang w:val="hi_IN" w:bidi="hi_IN"/>
+        </w:rPr>
+        <w:t>उत 18:4</w:t>
+      </w:r>
       <w:r>
         <w:rPr>
           <w:lang w:val="hi_IN" w:bidi="hi_IN"/>
         </w:rPr>
         <w:t xml:space="preserve">; </w:t>
       </w:r>
-      <w:hyperlink r:id="rId21">
-        <w:r>
-          <w:rPr>
-            <w:lang w:val="hi_IN" w:bidi="hi_IN"/>
-          </w:rPr>
-          <w:rPr>
-            <w:color w:val="0000EE"/>
-            <w:u w:val="single"/>
-          </w:rPr>
-          <w:t>19:2</w:t>
-        </w:r>
-      </w:hyperlink>
+      <w:r>
+        <w:rPr>
+          <w:lang w:val="hi_IN" w:bidi="hi_IN"/>
+        </w:rPr>
+        <w:t>19:2</w:t>
+      </w:r>
       <w:r>
         <w:rPr>
           <w:lang w:val="hi_IN" w:bidi="hi_IN"/>
         </w:rPr>
         <w:t xml:space="preserve">; </w:t>
       </w:r>
-      <w:hyperlink r:id="rId22">
-        <w:r>
-          <w:rPr>
-            <w:lang w:val="hi_IN" w:bidi="hi_IN"/>
-          </w:rPr>
-          <w:rPr>
-            <w:color w:val="0000EE"/>
-            <w:u w:val="single"/>
-          </w:rPr>
-          <w:t>24:32</w:t>
-        </w:r>
-      </w:hyperlink>
+      <w:r>
+        <w:rPr>
+          <w:lang w:val="hi_IN" w:bidi="hi_IN"/>
+        </w:rPr>
+        <w:t>24:32</w:t>
+      </w:r>
       <w:r>
         <w:rPr>
           <w:lang w:val="hi_IN" w:bidi="hi_IN"/>
         </w:rPr>
         <w:t xml:space="preserve">; </w:t>
       </w:r>
-      <w:hyperlink r:id="rId23">
-        <w:r>
-          <w:rPr>
-            <w:lang w:val="hi_IN" w:bidi="hi_IN"/>
-          </w:rPr>
-          <w:rPr>
-            <w:color w:val="0000EE"/>
-            <w:u w:val="single"/>
-          </w:rPr>
-          <w:t>43:24</w:t>
-        </w:r>
-      </w:hyperlink>
+      <w:r>
+        <w:rPr>
+          <w:lang w:val="hi_IN" w:bidi="hi_IN"/>
+        </w:rPr>
+        <w:t>43:24</w:t>
+      </w:r>
       <w:r>
         <w:rPr>
           <w:lang w:val="hi_IN" w:bidi="hi_IN"/>
         </w:rPr>
         <w:t xml:space="preserve">; </w:t>
       </w:r>
-      <w:hyperlink r:id="rId24">
-        <w:r>
-          <w:rPr>
-            <w:lang w:val="hi_IN" w:bidi="hi_IN"/>
-          </w:rPr>
-          <w:rPr>
-            <w:color w:val="0000EE"/>
-            <w:u w:val="single"/>
-          </w:rPr>
-          <w:t>न्या 19:21</w:t>
-        </w:r>
-      </w:hyperlink>
+      <w:r>
+        <w:rPr>
+          <w:lang w:val="hi_IN" w:bidi="hi_IN"/>
+        </w:rPr>
+        <w:t>न्या 19:21</w:t>
+      </w:r>
       <w:r>
         <w:rPr>
           <w:lang w:val="hi_IN" w:bidi="hi_IN"/>
         </w:rPr>
         <w:t xml:space="preserve">; </w:t>
       </w:r>
-      <w:hyperlink r:id="rId25">
-        <w:r>
-          <w:rPr>
-            <w:lang w:val="hi_IN" w:bidi="hi_IN"/>
-          </w:rPr>
-          <w:rPr>
-            <w:color w:val="0000EE"/>
-            <w:u w:val="single"/>
-          </w:rPr>
-          <w:t>श्रे.गी. 5:3</w:t>
-        </w:r>
-      </w:hyperlink>
+      <w:r>
+        <w:rPr>
+          <w:lang w:val="hi_IN" w:bidi="hi_IN"/>
+        </w:rPr>
+        <w:t>श्रे.गी. 5:3</w:t>
+      </w:r>
       <w:r>
         <w:rPr>
           <w:lang w:val="hi_IN" w:bidi="hi_IN"/>
         </w:rPr>
         <w:t>)। विशेषाधिकार प्राप्त लोगों के लिए अच्छे अलंकरण की मांग थी कि शरीर को तेल से अभिषेक करने से पहले धोया जाए (</w:t>
       </w:r>
-      <w:hyperlink r:id="rId26">
-        <w:r>
-          <w:rPr>
-            <w:lang w:val="hi_IN" w:bidi="hi_IN"/>
-          </w:rPr>
-          <w:rPr>
-            <w:color w:val="0000EE"/>
-            <w:u w:val="single"/>
-          </w:rPr>
-          <w:t>रूत 3:3</w:t>
-        </w:r>
-      </w:hyperlink>
+      <w:r>
+        <w:rPr>
+          <w:lang w:val="hi_IN" w:bidi="hi_IN"/>
+        </w:rPr>
+        <w:t>रूत 3:3</w:t>
+      </w:r>
       <w:r>
         <w:rPr>
           <w:lang w:val="hi_IN" w:bidi="hi_IN"/>
         </w:rPr>
         <w:t xml:space="preserve">; </w:t>
       </w:r>
-      <w:hyperlink r:id="rId27">
-        <w:r>
-          <w:rPr>
-            <w:lang w:val="hi_IN" w:bidi="hi_IN"/>
-          </w:rPr>
-          <w:rPr>
-            <w:color w:val="0000EE"/>
-            <w:u w:val="single"/>
-          </w:rPr>
-          <w:t>2 शमू 12:20</w:t>
-        </w:r>
-      </w:hyperlink>
+      <w:r>
+        <w:rPr>
+          <w:lang w:val="hi_IN" w:bidi="hi_IN"/>
+        </w:rPr>
+        <w:t>2 शमू 12:20</w:t>
+      </w:r>
       <w:r>
         <w:rPr>
           <w:lang w:val="hi_IN" w:bidi="hi_IN"/>
         </w:rPr>
         <w:t xml:space="preserve">; </w:t>
       </w:r>
-      <w:hyperlink r:id="rId28">
-        <w:r>
-          <w:rPr>
-            <w:lang w:val="hi_IN" w:bidi="hi_IN"/>
-          </w:rPr>
-          <w:rPr>
-            <w:color w:val="0000EE"/>
-            <w:u w:val="single"/>
-          </w:rPr>
-          <w:t>यहेज 23:41</w:t>
-        </w:r>
-      </w:hyperlink>
+      <w:r>
+        <w:rPr>
+          <w:lang w:val="hi_IN" w:bidi="hi_IN"/>
+        </w:rPr>
+        <w:t>यहेज 23:41</w:t>
+      </w:r>
       <w:r>
         <w:rPr>
           <w:lang w:val="hi_IN" w:bidi="hi_IN"/>
         </w:rPr>
         <w:t>)। एक अच्छे पहुनाई करनेवाले अपने अतिथि के पैरों के लिए पानी प्रदान करते थे (</w:t>
       </w:r>
-      <w:hyperlink r:id="rId20">
-        <w:r>
-          <w:rPr>
-            <w:lang w:val="hi_IN" w:bidi="hi_IN"/>
-          </w:rPr>
-          <w:rPr>
-            <w:color w:val="0000EE"/>
-            <w:u w:val="single"/>
-          </w:rPr>
-          <w:t>उत 18:4</w:t>
-        </w:r>
-      </w:hyperlink>
+      <w:r>
+        <w:rPr>
+          <w:lang w:val="hi_IN" w:bidi="hi_IN"/>
+        </w:rPr>
+        <w:t>उत 18:4</w:t>
+      </w:r>
       <w:r>
         <w:rPr>
           <w:lang w:val="hi_IN" w:bidi="hi_IN"/>
         </w:rPr>
         <w:t xml:space="preserve">; </w:t>
       </w:r>
-      <w:hyperlink r:id="rId24">
-        <w:r>
-          <w:rPr>
-            <w:lang w:val="hi_IN" w:bidi="hi_IN"/>
-          </w:rPr>
-          <w:rPr>
-            <w:color w:val="0000EE"/>
-            <w:u w:val="single"/>
-          </w:rPr>
-          <w:t>न्या 19:21</w:t>
-        </w:r>
-      </w:hyperlink>
+      <w:r>
+        <w:rPr>
+          <w:lang w:val="hi_IN" w:bidi="hi_IN"/>
+        </w:rPr>
+        <w:t>न्या 19:21</w:t>
+      </w:r>
       <w:r>
         <w:rPr>
           <w:lang w:val="hi_IN" w:bidi="hi_IN"/>
         </w:rPr>
         <w:t xml:space="preserve">; </w:t>
       </w:r>
-      <w:hyperlink r:id="rId29">
-        <w:r>
-          <w:rPr>
-            <w:lang w:val="hi_IN" w:bidi="hi_IN"/>
-          </w:rPr>
-          <w:rPr>
-            <w:color w:val="0000EE"/>
-            <w:u w:val="single"/>
-          </w:rPr>
-          <w:t>लूका 7:44</w:t>
-        </w:r>
-      </w:hyperlink>
+      <w:r>
+        <w:rPr>
+          <w:lang w:val="hi_IN" w:bidi="hi_IN"/>
+        </w:rPr>
+        <w:t>लूका 7:44</w:t>
+      </w:r>
       <w:r>
         <w:rPr>
           <w:lang w:val="hi_IN" w:bidi="hi_IN"/>
         </w:rPr>
         <w:t xml:space="preserve">; </w:t>
       </w:r>
-      <w:hyperlink r:id="rId30">
-        <w:r>
-          <w:rPr>
-            <w:lang w:val="hi_IN" w:bidi="hi_IN"/>
-          </w:rPr>
-          <w:rPr>
-            <w:color w:val="0000EE"/>
-            <w:u w:val="single"/>
-          </w:rPr>
-          <w:t>यूह 13:4–5</w:t>
-        </w:r>
-      </w:hyperlink>
+      <w:r>
+        <w:rPr>
+          <w:lang w:val="hi_IN" w:bidi="hi_IN"/>
+        </w:rPr>
+        <w:t>यूह 13:4–5</w:t>
+      </w:r>
       <w:r>
         <w:rPr>
           <w:lang w:val="hi_IN" w:bidi="hi_IN"/>
         </w:rPr>
         <w:t>)। किसी के पैरों को धोना एक सेवक का कार्य था। किसी और के लिए ऐसा करना नम्रता का संकेत था (</w:t>
       </w:r>
-      <w:hyperlink r:id="rId31">
-        <w:r>
-          <w:rPr>
-            <w:lang w:val="hi_IN" w:bidi="hi_IN"/>
-          </w:rPr>
-          <w:rPr>
-            <w:color w:val="0000EE"/>
-            <w:u w:val="single"/>
-          </w:rPr>
-          <w:t>1 शमू 25:41</w:t>
-        </w:r>
-      </w:hyperlink>
+      <w:r>
+        <w:rPr>
+          <w:lang w:val="hi_IN" w:bidi="hi_IN"/>
+        </w:rPr>
+        <w:t>1 शमू 25:41</w:t>
+      </w:r>
       <w:r>
         <w:rPr>
           <w:lang w:val="hi_IN" w:bidi="hi_IN"/>
         </w:rPr>
         <w:t xml:space="preserve">; </w:t>
       </w:r>
-      <w:hyperlink r:id="rId32">
-        <w:r>
-          <w:rPr>
-            <w:lang w:val="hi_IN" w:bidi="hi_IN"/>
-          </w:rPr>
-          <w:rPr>
-            <w:color w:val="0000EE"/>
-            <w:u w:val="single"/>
-          </w:rPr>
-          <w:t>लूका 7:44–47</w:t>
-        </w:r>
-      </w:hyperlink>
+      <w:r>
+        <w:rPr>
+          <w:lang w:val="hi_IN" w:bidi="hi_IN"/>
+        </w:rPr>
+        <w:t>लूका 7:44–47</w:t>
+      </w:r>
       <w:r>
         <w:rPr>
           <w:lang w:val="hi_IN" w:bidi="hi_IN"/>
         </w:rPr>
         <w:t xml:space="preserve">; </w:t>
       </w:r>
-      <w:hyperlink r:id="rId33">
-        <w:r>
-          <w:rPr>
-            <w:lang w:val="hi_IN" w:bidi="hi_IN"/>
-          </w:rPr>
-          <w:rPr>
-            <w:color w:val="0000EE"/>
-            <w:u w:val="single"/>
-          </w:rPr>
-          <w:t>यूह 13:3–16</w:t>
-        </w:r>
-      </w:hyperlink>
+      <w:r>
+        <w:rPr>
+          <w:lang w:val="hi_IN" w:bidi="hi_IN"/>
+        </w:rPr>
+        <w:t>यूह 13:3–16</w:t>
+      </w:r>
       <w:r>
         <w:rPr>
           <w:lang w:val="hi_IN" w:bidi="hi_IN"/>
         </w:rPr>
         <w:t xml:space="preserve">; </w:t>
       </w:r>
-      <w:hyperlink r:id="rId34">
-        <w:r>
-          <w:rPr>
-            <w:lang w:val="hi_IN" w:bidi="hi_IN"/>
-          </w:rPr>
-          <w:rPr>
-            <w:color w:val="0000EE"/>
-            <w:u w:val="single"/>
-          </w:rPr>
-          <w:t>1 तीमु 5:10</w:t>
-        </w:r>
-      </w:hyperlink>
+      <w:r>
+        <w:rPr>
+          <w:lang w:val="hi_IN" w:bidi="hi_IN"/>
+        </w:rPr>
+        <w:t>1 तीमु 5:10</w:t>
+      </w:r>
       <w:r>
         <w:rPr>
           <w:lang w:val="hi_IN" w:bidi="hi_IN"/>
@@ -693,198 +549,132 @@
         </w:rPr>
         <w:t>अधिकांश बाइबिल संदर्भ धोने या स्नान करने का सम्बन्ध अनुष्ठानिक शुद्धिकरण से है। याजकों और लेवियों को वेदी के पास जाने से पहले और धार्मिक अवसरों पर अपने वस्त्रों और चेहरे, और कभी-कभी शरीर धोने की आवश्यकता होती थी (</w:t>
       </w:r>
-      <w:hyperlink r:id="rId35">
-        <w:r>
-          <w:rPr>
-            <w:lang w:val="hi_IN" w:bidi="hi_IN"/>
-          </w:rPr>
-          <w:rPr>
-            <w:color w:val="0000EE"/>
-            <w:u w:val="single"/>
-          </w:rPr>
-          <w:t>निर्ग 29:4</w:t>
-        </w:r>
-      </w:hyperlink>
+      <w:r>
+        <w:rPr>
+          <w:lang w:val="hi_IN" w:bidi="hi_IN"/>
+        </w:rPr>
+        <w:t>निर्ग 29:4</w:t>
+      </w:r>
       <w:r>
         <w:rPr>
           <w:lang w:val="hi_IN" w:bidi="hi_IN"/>
         </w:rPr>
         <w:t xml:space="preserve">; </w:t>
       </w:r>
-      <w:hyperlink r:id="rId36">
-        <w:r>
-          <w:rPr>
-            <w:lang w:val="hi_IN" w:bidi="hi_IN"/>
-          </w:rPr>
-          <w:rPr>
-            <w:color w:val="0000EE"/>
-            <w:u w:val="single"/>
-          </w:rPr>
-          <w:t>30:19–21</w:t>
-        </w:r>
-      </w:hyperlink>
+      <w:r>
+        <w:rPr>
+          <w:lang w:val="hi_IN" w:bidi="hi_IN"/>
+        </w:rPr>
+        <w:t>30:19–21</w:t>
+      </w:r>
       <w:r>
         <w:rPr>
           <w:lang w:val="hi_IN" w:bidi="hi_IN"/>
         </w:rPr>
         <w:t xml:space="preserve">; </w:t>
       </w:r>
-      <w:hyperlink r:id="rId37">
-        <w:r>
-          <w:rPr>
-            <w:lang w:val="hi_IN" w:bidi="hi_IN"/>
-          </w:rPr>
-          <w:rPr>
-            <w:color w:val="0000EE"/>
-            <w:u w:val="single"/>
-          </w:rPr>
-          <w:t>40:7, 12, 30–32</w:t>
-        </w:r>
-      </w:hyperlink>
+      <w:r>
+        <w:rPr>
+          <w:lang w:val="hi_IN" w:bidi="hi_IN"/>
+        </w:rPr>
+        <w:t>40:7, 12, 30–32</w:t>
+      </w:r>
       <w:r>
         <w:rPr>
           <w:lang w:val="hi_IN" w:bidi="hi_IN"/>
         </w:rPr>
         <w:t xml:space="preserve">; </w:t>
       </w:r>
-      <w:hyperlink r:id="rId38">
-        <w:r>
-          <w:rPr>
-            <w:lang w:val="hi_IN" w:bidi="hi_IN"/>
-          </w:rPr>
-          <w:rPr>
-            <w:color w:val="0000EE"/>
-            <w:u w:val="single"/>
-          </w:rPr>
-          <w:t>गिन 8:21</w:t>
-        </w:r>
-      </w:hyperlink>
+      <w:r>
+        <w:rPr>
+          <w:lang w:val="hi_IN" w:bidi="hi_IN"/>
+        </w:rPr>
+        <w:t>गिन 8:21</w:t>
+      </w:r>
       <w:r>
         <w:rPr>
           <w:lang w:val="hi_IN" w:bidi="hi_IN"/>
         </w:rPr>
         <w:t>)। मारे गए पशु के बलिदान से पहले, उसके पैरों और अंतड़ियों को धोया जाता था (</w:t>
       </w:r>
-      <w:hyperlink r:id="rId39">
-        <w:r>
-          <w:rPr>
-            <w:lang w:val="hi_IN" w:bidi="hi_IN"/>
-          </w:rPr>
-          <w:rPr>
-            <w:color w:val="0000EE"/>
-            <w:u w:val="single"/>
-          </w:rPr>
-          <w:t>लैव्य 1:9, 13</w:t>
-        </w:r>
-      </w:hyperlink>
+      <w:r>
+        <w:rPr>
+          <w:lang w:val="hi_IN" w:bidi="hi_IN"/>
+        </w:rPr>
+        <w:t>लैव्य 1:9, 13</w:t>
+      </w:r>
       <w:r>
         <w:rPr>
           <w:lang w:val="hi_IN" w:bidi="hi_IN"/>
         </w:rPr>
         <w:t xml:space="preserve">; </w:t>
       </w:r>
-      <w:hyperlink r:id="rId40">
-        <w:r>
-          <w:rPr>
-            <w:lang w:val="hi_IN" w:bidi="hi_IN"/>
-          </w:rPr>
-          <w:rPr>
-            <w:color w:val="0000EE"/>
-            <w:u w:val="single"/>
-          </w:rPr>
-          <w:t>8:21</w:t>
-        </w:r>
-      </w:hyperlink>
+      <w:r>
+        <w:rPr>
+          <w:lang w:val="hi_IN" w:bidi="hi_IN"/>
+        </w:rPr>
+        <w:t>8:21</w:t>
+      </w:r>
       <w:r>
         <w:rPr>
           <w:lang w:val="hi_IN" w:bidi="hi_IN"/>
         </w:rPr>
         <w:t xml:space="preserve">; </w:t>
       </w:r>
-      <w:hyperlink r:id="rId41">
-        <w:r>
-          <w:rPr>
-            <w:lang w:val="hi_IN" w:bidi="hi_IN"/>
-          </w:rPr>
-          <w:rPr>
-            <w:color w:val="0000EE"/>
-            <w:u w:val="single"/>
-          </w:rPr>
-          <w:t>9:14</w:t>
-        </w:r>
-      </w:hyperlink>
+      <w:r>
+        <w:rPr>
+          <w:lang w:val="hi_IN" w:bidi="hi_IN"/>
+        </w:rPr>
+        <w:t>9:14</w:t>
+      </w:r>
       <w:r>
         <w:rPr>
           <w:lang w:val="hi_IN" w:bidi="hi_IN"/>
         </w:rPr>
         <w:t>)। जो कोई भी पहले अशुद्ध था, उसे अनुष्ठानिक रूप से शुद्ध होने के लिए अपने वस्त्र धोने और स्नान करने की आवश्यकता होती थी (</w:t>
       </w:r>
-      <w:hyperlink r:id="rId42">
-        <w:r>
-          <w:rPr>
-            <w:lang w:val="hi_IN" w:bidi="hi_IN"/>
-          </w:rPr>
-          <w:rPr>
-            <w:color w:val="0000EE"/>
-            <w:u w:val="single"/>
-          </w:rPr>
-          <w:t>लैव्य 14:8–10</w:t>
-        </w:r>
-      </w:hyperlink>
+      <w:r>
+        <w:rPr>
+          <w:lang w:val="hi_IN" w:bidi="hi_IN"/>
+        </w:rPr>
+        <w:t>लैव्य 14:8–10</w:t>
+      </w:r>
       <w:r>
         <w:rPr>
           <w:lang w:val="hi_IN" w:bidi="hi_IN"/>
         </w:rPr>
         <w:t xml:space="preserve">; </w:t>
       </w:r>
-      <w:hyperlink r:id="rId43">
-        <w:r>
-          <w:rPr>
-            <w:lang w:val="hi_IN" w:bidi="hi_IN"/>
-          </w:rPr>
-          <w:rPr>
-            <w:color w:val="0000EE"/>
-            <w:u w:val="single"/>
-          </w:rPr>
-          <w:t>15:5–11, 21–27</w:t>
-        </w:r>
-      </w:hyperlink>
+      <w:r>
+        <w:rPr>
+          <w:lang w:val="hi_IN" w:bidi="hi_IN"/>
+        </w:rPr>
+        <w:t>15:5–11, 21–27</w:t>
+      </w:r>
       <w:r>
         <w:rPr>
           <w:lang w:val="hi_IN" w:bidi="hi_IN"/>
         </w:rPr>
         <w:t>)। उदाहरण के लिए, एक कोढ़ी जो चंगा हो गया था या कोई व्यक्ति जिसने प्रमेह का अनुभव किया था, उसे अशुद्ध माना जाता था और उसे धोने और स्नान करने की आवश्यकता होती थी। कोई भी वस्त्र जो अशुद्ध हो गया था, उसे अनुष्ठानिक रूप से शुद्ध करना आवश्यक था (</w:t>
       </w:r>
-      <w:hyperlink r:id="rId44">
-        <w:r>
-          <w:rPr>
-            <w:lang w:val="hi_IN" w:bidi="hi_IN"/>
-          </w:rPr>
-          <w:rPr>
-            <w:color w:val="0000EE"/>
-            <w:u w:val="single"/>
-          </w:rPr>
-          <w:t>लैव्य 6:27</w:t>
-        </w:r>
-      </w:hyperlink>
+      <w:r>
+        <w:rPr>
+          <w:lang w:val="hi_IN" w:bidi="hi_IN"/>
+        </w:rPr>
+        <w:t>लैव्य 6:27</w:t>
+      </w:r>
       <w:r>
         <w:rPr>
           <w:lang w:val="hi_IN" w:bidi="hi_IN"/>
         </w:rPr>
         <w:t xml:space="preserve">; </w:t>
       </w:r>
-      <w:hyperlink r:id="rId45">
-        <w:r>
-          <w:rPr>
-            <w:lang w:val="hi_IN" w:bidi="hi_IN"/>
-          </w:rPr>
-          <w:rPr>
-            <w:color w:val="0000EE"/>
-            <w:u w:val="single"/>
-          </w:rPr>
-          <w:t>13:54</w:t>
-        </w:r>
-      </w:hyperlink>
+      <w:r>
+        <w:rPr>
+          <w:lang w:val="hi_IN" w:bidi="hi_IN"/>
+        </w:rPr>
+        <w:t>13:54</w:t>
+      </w:r>
       <w:r>
         <w:rPr>
           <w:lang w:val="hi_IN" w:bidi="hi_IN"/>
@@ -905,126 +695,84 @@
         </w:rPr>
         <w:t>“धोने” का उपयोग पाप से शुद्धिकरण के लिए रूपक रूप में भी किया जाता है (</w:t>
       </w:r>
-      <w:hyperlink r:id="rId46">
-        <w:r>
-          <w:rPr>
-            <w:lang w:val="hi_IN" w:bidi="hi_IN"/>
-          </w:rPr>
-          <w:rPr>
-            <w:color w:val="0000EE"/>
-            <w:u w:val="single"/>
-          </w:rPr>
-          <w:t>भज 51:2</w:t>
-        </w:r>
-      </w:hyperlink>
+      <w:r>
+        <w:rPr>
+          <w:lang w:val="hi_IN" w:bidi="hi_IN"/>
+        </w:rPr>
+        <w:t>भज 51:2</w:t>
+      </w:r>
       <w:r>
         <w:rPr>
           <w:lang w:val="hi_IN" w:bidi="hi_IN"/>
         </w:rPr>
         <w:t xml:space="preserve">; </w:t>
       </w:r>
-      <w:hyperlink r:id="rId47">
-        <w:r>
-          <w:rPr>
-            <w:lang w:val="hi_IN" w:bidi="hi_IN"/>
-          </w:rPr>
-          <w:rPr>
-            <w:color w:val="0000EE"/>
-            <w:u w:val="single"/>
-          </w:rPr>
-          <w:t>यशा 1:16</w:t>
-        </w:r>
-      </w:hyperlink>
+      <w:r>
+        <w:rPr>
+          <w:lang w:val="hi_IN" w:bidi="hi_IN"/>
+        </w:rPr>
+        <w:t>यशा 1:16</w:t>
+      </w:r>
       <w:r>
         <w:rPr>
           <w:lang w:val="hi_IN" w:bidi="hi_IN"/>
         </w:rPr>
         <w:t xml:space="preserve">; </w:t>
       </w:r>
-      <w:hyperlink r:id="rId48">
-        <w:r>
-          <w:rPr>
-            <w:lang w:val="hi_IN" w:bidi="hi_IN"/>
-          </w:rPr>
-          <w:rPr>
-            <w:color w:val="0000EE"/>
-            <w:u w:val="single"/>
-          </w:rPr>
-          <w:t>4:4</w:t>
-        </w:r>
-      </w:hyperlink>
+      <w:r>
+        <w:rPr>
+          <w:lang w:val="hi_IN" w:bidi="hi_IN"/>
+        </w:rPr>
+        <w:t>4:4</w:t>
+      </w:r>
       <w:r>
         <w:rPr>
           <w:lang w:val="hi_IN" w:bidi="hi_IN"/>
         </w:rPr>
         <w:t xml:space="preserve">; </w:t>
       </w:r>
-      <w:hyperlink r:id="rId49">
-        <w:r>
-          <w:rPr>
-            <w:lang w:val="hi_IN" w:bidi="hi_IN"/>
-          </w:rPr>
-          <w:rPr>
-            <w:color w:val="0000EE"/>
-            <w:u w:val="single"/>
-          </w:rPr>
-          <w:t>यिर्म 2:22</w:t>
-        </w:r>
-      </w:hyperlink>
+      <w:r>
+        <w:rPr>
+          <w:lang w:val="hi_IN" w:bidi="hi_IN"/>
+        </w:rPr>
+        <w:t>यिर्म 2:22</w:t>
+      </w:r>
       <w:r>
         <w:rPr>
           <w:lang w:val="hi_IN" w:bidi="hi_IN"/>
         </w:rPr>
         <w:t xml:space="preserve">; </w:t>
       </w:r>
-      <w:hyperlink r:id="rId50">
-        <w:r>
-          <w:rPr>
-            <w:lang w:val="hi_IN" w:bidi="hi_IN"/>
-          </w:rPr>
-          <w:rPr>
-            <w:color w:val="0000EE"/>
-            <w:u w:val="single"/>
-          </w:rPr>
-          <w:t>4:14</w:t>
-        </w:r>
-      </w:hyperlink>
+      <w:r>
+        <w:rPr>
+          <w:lang w:val="hi_IN" w:bidi="hi_IN"/>
+        </w:rPr>
+        <w:t>4:14</w:t>
+      </w:r>
       <w:r>
         <w:rPr>
           <w:lang w:val="hi_IN" w:bidi="hi_IN"/>
         </w:rPr>
         <w:t xml:space="preserve">; </w:t>
       </w:r>
-      <w:hyperlink r:id="rId51">
-        <w:r>
-          <w:rPr>
-            <w:lang w:val="hi_IN" w:bidi="hi_IN"/>
-          </w:rPr>
-          <w:rPr>
-            <w:color w:val="0000EE"/>
-            <w:u w:val="single"/>
-          </w:rPr>
-          <w:t>1 कुरि 6:11</w:t>
-        </w:r>
-      </w:hyperlink>
+      <w:r>
+        <w:rPr>
+          <w:lang w:val="hi_IN" w:bidi="hi_IN"/>
+        </w:rPr>
+        <w:t>1 कुरि 6:11</w:t>
+      </w:r>
       <w:r>
         <w:rPr>
           <w:lang w:val="hi_IN" w:bidi="hi_IN"/>
         </w:rPr>
         <w:t xml:space="preserve">; </w:t>
       </w:r>
-      <w:hyperlink r:id="rId52">
-        <w:r>
-          <w:rPr>
-            <w:lang w:val="hi_IN" w:bidi="hi_IN"/>
-          </w:rPr>
-          <w:rPr>
-            <w:color w:val="0000EE"/>
-            <w:u w:val="single"/>
-          </w:rPr>
-          <w:t>इब्रा 10:22</w:t>
-        </w:r>
-      </w:hyperlink>
+      <w:r>
+        <w:rPr>
+          <w:lang w:val="hi_IN" w:bidi="hi_IN"/>
+        </w:rPr>
+        <w:t>इब्रा 10:22</w:t>
+      </w:r>
       <w:r>
         <w:rPr>
           <w:lang w:val="hi_IN" w:bidi="hi_IN"/>
